--- a/downloads/visa-l-timing-zh.docx
+++ b/downloads/visa-l-timing-zh.docx
@@ -17,7 +17,7 @@
           <w:sz w:val="44"/>
           <w:szCs w:val="44"/>
         </w:rPr>
-        <w:t xml:space="preserve">美国公民办理中国旅游 L 签证 最佳办理时间</w:t>
+        <w:t xml:space="preserve">美国公民办理中国旅游 L 签证 · 最佳办理时间</w:t>
       </w:r>
     </w:p>
     <w:p>
@@ -34,7 +34,7 @@
           <w:sz w:val="24"/>
           <w:szCs w:val="24"/>
         </w:rPr>
-        <w:t xml:space="preserve">L 类旅游签证 · 美国公民 · COVA 线上申请</w:t>
+        <w:t xml:space="preserve">L 类旅游签证 · 美国公民 · COVA 线上申请 · 时间与周期</w:t>
       </w:r>
     </w:p>
     <w:tbl>
@@ -211,7 +211,7 @@
                 <w:sz w:val="20"/>
                 <w:szCs w:val="20"/>
               </w:rPr>
-              <w:t xml:space="preserve">出发前 30 天（1 个月）</w:t>
+              <w:t xml:space="preserve">出发前约 30 天（1 个月）</w:t>
             </w:r>
           </w:p>
         </w:tc>
@@ -343,7 +343,7 @@
           <w:sz w:val="32"/>
           <w:szCs w:val="32"/>
         </w:rPr>
-        <w:t xml:space="preserve">一、官方基础标准（中国驻美使领馆统一说明）</w:t>
+        <w:t xml:space="preserve">一、官方基础标准</w:t>
       </w:r>
     </w:p>
     <w:p>
@@ -359,7 +359,7 @@
           <w:sz w:val="24"/>
           <w:szCs w:val="24"/>
         </w:rPr>
-        <w:t xml:space="preserve">1. 最晚不能早于出发前 90 天</w:t>
+        <w:t xml:space="preserve">1. 不得早于计划入境日前 90 天提交</w:t>
       </w:r>
     </w:p>
     <w:p>
@@ -374,7 +374,7 @@
           <w:sz w:val="21"/>
           <w:szCs w:val="21"/>
         </w:rPr>
-        <w:t xml:space="preserve">签证线上系统仅受理 90 天内入境的申请，提前 3 个月以上提交会被系统直接驳回。</w:t>
+        <w:t xml:space="preserve">COVA 系统仅受理 90 天内入境的申请；提前 3 个月以上提交会被系统自动驳回。</w:t>
       </w:r>
     </w:p>
     <w:p>
@@ -390,7 +390,7 @@
           <w:sz w:val="24"/>
           <w:szCs w:val="24"/>
         </w:rPr>
-        <w:t xml:space="preserve">2. 官方推荐基准：出发前 30 天（1 个月）递交申请</w:t>
+        <w:t xml:space="preserve">2. 官方推荐基准：出发前约 30 天（1 个月）递交</w:t>
       </w:r>
     </w:p>
     <w:p>
@@ -405,7 +405,7 @@
           <w:sz w:val="21"/>
           <w:szCs w:val="21"/>
         </w:rPr>
-        <w:t xml:space="preserve">线下递交护照后，标准审核仅 4 个工作日出签；加急 3 个工作日、特急 1–2 个工作日（仅限紧急人道主义）。</w:t>
+        <w:t xml:space="preserve">护照交到领馆窗口后，标准审核为 4 个工作日出签；加急 3 个工作日、特急 1–2 个工作日（仅限人道主义紧急情形）。</w:t>
       </w:r>
     </w:p>
     <w:p>
@@ -421,7 +421,7 @@
           <w:sz w:val="21"/>
           <w:szCs w:val="21"/>
         </w:rPr>
-        <w:t xml:space="preserve">注意：4 个工作日不含线上填表、材料初审、预约到馆的等待时间，只算护照交到窗口后的审核时长。</w:t>
+        <w:t xml:space="preserve">上述 4 个工作日不含线上填表、材料初审、预约到馆等待时间，仅指护照交到窗口后的审核时长。</w:t>
       </w:r>
     </w:p>
     <w:p>
@@ -447,7 +447,7 @@
           <w:sz w:val="32"/>
           <w:szCs w:val="32"/>
         </w:rPr>
-        <w:t xml:space="preserve">二、分场景实用提前周期（2 位美国游客适用）</w:t>
+        <w:t xml:space="preserve">二、分场景建议提前周期</w:t>
       </w:r>
     </w:p>
     <w:p>
@@ -463,7 +463,7 @@
           <w:sz w:val="24"/>
           <w:szCs w:val="24"/>
         </w:rPr>
-        <w:t xml:space="preserve">场景 1：普通简单背景 （上班族、无敏感职业、无中国户籍历史、首次来华）</w:t>
+        <w:t xml:space="preserve">场景 1：普通简单背景 （在职、无敏感职业、无中国户籍历史、首次来华）</w:t>
       </w:r>
       <w:r>
         <w:rPr>
@@ -498,7 +498,7 @@
           <w:sz w:val="22"/>
           <w:szCs w:val="22"/>
         </w:rPr>
-        <w:t xml:space="preserve">整体预留：提前 3～4 周（21–28 天）启动全部流程</w:t>
+        <w:t xml:space="preserve">建议整体预留：出发前 3～4 周（21–28 天）启动全部流程</w:t>
       </w:r>
     </w:p>
     <w:p>
@@ -529,7 +529,7 @@
           <w:sz w:val="21"/>
           <w:szCs w:val="21"/>
         </w:rPr>
-        <w:t xml:space="preserve">1. 提前 28 天：线上填写 COVA 申请表、上传材料，等待线上初审（3–7 天）</w:t>
+        <w:t xml:space="preserve">1. 提前 28 天：线上填写 COVA 申请表并上传材料，等待初审（约 3–7 天）</w:t>
       </w:r>
     </w:p>
     <w:p>
@@ -544,7 +544,7 @@
           <w:sz w:val="21"/>
           <w:szCs w:val="21"/>
         </w:rPr>
-        <w:t xml:space="preserve">2. 初审通过后预约线下递护照（热门领区纽约、洛杉矶预约号需排队 1–2 周）</w:t>
+        <w:t xml:space="preserve">2. 初审通过后预约线下递护照（纽约、洛杉矶等热门领区预约号常需排队 1–2 周）</w:t>
       </w:r>
     </w:p>
     <w:p>
@@ -559,7 +559,7 @@
           <w:sz w:val="21"/>
           <w:szCs w:val="21"/>
         </w:rPr>
-        <w:t xml:space="preserve">3. 到馆标准 4 个工作日出签</w:t>
+        <w:t xml:space="preserve">3. 到馆递交后标准 4 个工作日出签</w:t>
       </w:r>
     </w:p>
     <w:p>
@@ -607,7 +607,7 @@
           <w:sz w:val="22"/>
           <w:szCs w:val="22"/>
         </w:rPr>
-        <w:t xml:space="preserve">整体预留：提前 6～8 周</w:t>
+        <w:t xml:space="preserve">建议整体预留：出发前 6～8 周</w:t>
       </w:r>
     </w:p>
     <w:p>
@@ -621,7 +621,7 @@
           <w:sz w:val="21"/>
           <w:szCs w:val="21"/>
         </w:rPr>
-        <w:t xml:space="preserve">旺季领馆预约爆满、审核积压，极易延长初审时间，必须拉长缓冲期。</w:t>
+        <w:t xml:space="preserve">旺季领馆预约紧张、审核积压，初审与出签时间均可能延长。</w:t>
       </w:r>
     </w:p>
     <w:p>
@@ -637,7 +637,7 @@
           <w:sz w:val="24"/>
           <w:szCs w:val="24"/>
         </w:rPr>
-        <w:t xml:space="preserve">场景 3：复杂背景 （曾有中国国籍、军工 / 科研 / 政府职业、频繁多国出行、纽约总领馆领区）</w:t>
+        <w:t xml:space="preserve">场景 3：复杂背景 （曾有中国国籍、军工/科研/政府职业、频繁多国出行、纽约总领馆领区）</w:t>
       </w:r>
     </w:p>
     <w:p>
@@ -654,7 +654,7 @@
           <w:sz w:val="22"/>
           <w:szCs w:val="22"/>
         </w:rPr>
-        <w:t xml:space="preserve">整体预留：提前 6～8 周</w:t>
+        <w:t xml:space="preserve">建议整体预留：出发前 6～8 周</w:t>
       </w:r>
     </w:p>
     <w:p>
@@ -668,7 +668,7 @@
           <w:sz w:val="21"/>
           <w:szCs w:val="21"/>
         </w:rPr>
-        <w:t xml:space="preserve">大概率触发人工深度核查，审核时间无固定标准，建议更早启动。</w:t>
+        <w:t xml:space="preserve">较可能触发人工深度核查，审理时间无固定标准，宜更早启动。</w:t>
       </w:r>
     </w:p>
     <w:p>
@@ -694,7 +694,7 @@
           <w:sz w:val="32"/>
           <w:szCs w:val="32"/>
         </w:rPr>
-        <w:t xml:space="preserve">三、关键避坑规则</w:t>
+        <w:t xml:space="preserve">三、关键避坑提醒</w:t>
       </w:r>
     </w:p>
     <w:p>
@@ -726,7 +726,7 @@
           <w:sz w:val="21"/>
           <w:szCs w:val="21"/>
         </w:rPr>
-        <w:t xml:space="preserve">旅游签证签发后有效期大多为 3 个月，若提前 3 个月以上办理，出发前签证直接过期失效，白白浪费费用。最佳区间：出发前 1～2 个月。</w:t>
+        <w:t xml:space="preserve">旅游签证签发后有效期多为约 3 个月；若提前 3 个月以上办理，出发前签证可能已过期。较稳妥区间为出发前 1～2 个月。</w:t>
       </w:r>
     </w:p>
     <w:p>
@@ -743,7 +743,7 @@
           <w:sz w:val="24"/>
           <w:szCs w:val="24"/>
         </w:rPr>
-        <w:t xml:space="preserve">2. 护照全程留在领馆，期间无法出境</w:t>
+        <w:t xml:space="preserve">2. 审理期间护照留在领馆，无法出境</w:t>
       </w:r>
     </w:p>
     <w:p>
@@ -758,7 +758,7 @@
           <w:sz w:val="21"/>
           <w:szCs w:val="21"/>
         </w:rPr>
-        <w:t xml:space="preserve">递交护照至取回前，没有护照不能坐飞机、跨国出行，切勿临近出行才申请。</w:t>
+        <w:t xml:space="preserve">从递交护照至取回期间，无护照原件无法乘坐国际航班或跨国出行，切勿临近出发才申请。</w:t>
       </w:r>
     </w:p>
     <w:p>
@@ -775,7 +775,7 @@
           <w:sz w:val="24"/>
           <w:szCs w:val="24"/>
         </w:rPr>
-        <w:t xml:space="preserve">3. 未拿到签证前，不要购买不可退改机票 / 酒店</w:t>
+        <w:t xml:space="preserve">3. 拿到签证前，慎购不可退改机票/酒店</w:t>
       </w:r>
     </w:p>
     <w:p>
@@ -790,7 +790,7 @@
           <w:sz w:val="21"/>
           <w:szCs w:val="21"/>
         </w:rPr>
-        <w:t xml:space="preserve">一旦审核延迟、拒签会产生大额损失。</w:t>
+        <w:t xml:space="preserve">审核延迟或拒签可能导致较大经济损失。</w:t>
       </w:r>
     </w:p>
     <w:sectPr>
